--- a/13/ТЕМА_12.docx
+++ b/13/ТЕМА_12.docx
@@ -22,16 +22,7 @@
           <w:sz w:val="28"/>
           <w:szCs w:val="28"/>
         </w:rPr>
-        <w:t xml:space="preserve">12 </w:t>
-      </w:r>
-      <w:r>
-        <w:rPr>
-          <w:b/>
-          <w:noProof/>
-          <w:sz w:val="28"/>
-          <w:szCs w:val="28"/>
-        </w:rPr>
-        <w:t>ТЕХНОЛОГИИ СОЗДАНИЯ ГРАФИЧЕСКОГО</w:t>
+        <w:t>12 ТЕХНОЛОГИИ СОЗДАНИЯ ГРАФИЧЕСКОГО</w:t>
       </w:r>
       <w:r>
         <w:rPr>
@@ -464,6 +455,7 @@
         <w:rPr>
           <w:sz w:val="28"/>
           <w:szCs w:val="28"/>
+          <w:lang w:val="en-US"/>
         </w:rPr>
       </w:pPr>
       <w:r>
@@ -617,6 +609,7 @@
         <w:rPr>
           <w:sz w:val="28"/>
           <w:szCs w:val="28"/>
+          <w:lang w:val="en-US"/>
         </w:rPr>
       </w:pPr>
       <w:r>
@@ -1227,25 +1220,7 @@
           <w:szCs w:val="28"/>
           <w:lang w:val="en-US"/>
         </w:rPr>
-        <w:t xml:space="preserve"> Binding="{Binding </w:t>
-      </w:r>
-      <w:proofErr w:type="spellStart"/>
-      <w:r>
-        <w:rPr>
-          <w:sz w:val="28"/>
-          <w:szCs w:val="28"/>
-          <w:lang w:val="en-US"/>
-        </w:rPr>
-        <w:t>IsRented</w:t>
-      </w:r>
-      <w:proofErr w:type="spellEnd"/>
-      <w:r>
-        <w:rPr>
-          <w:sz w:val="28"/>
-          <w:szCs w:val="28"/>
-          <w:lang w:val="en-US"/>
-        </w:rPr>
-        <w:t>}" Value="True"&gt;</w:t>
+        <w:t xml:space="preserve"> Binding="{Binding IsRented}" Value="True"&gt;</w:t>
       </w:r>
     </w:p>
     <w:p>
@@ -1341,25 +1316,7 @@
           <w:szCs w:val="28"/>
           <w:lang w:val="en-US"/>
         </w:rPr>
-        <w:t xml:space="preserve"> Binding="{Binding </w:t>
-      </w:r>
-      <w:proofErr w:type="spellStart"/>
-      <w:r>
-        <w:rPr>
-          <w:sz w:val="28"/>
-          <w:szCs w:val="28"/>
-          <w:lang w:val="en-US"/>
-        </w:rPr>
-        <w:t>IsRented</w:t>
-      </w:r>
-      <w:proofErr w:type="spellEnd"/>
-      <w:r>
-        <w:rPr>
-          <w:sz w:val="28"/>
-          <w:szCs w:val="28"/>
-          <w:lang w:val="en-US"/>
-        </w:rPr>
-        <w:t>}" Value="False"&gt;</w:t>
+        <w:t xml:space="preserve"> Binding="{Binding IsRented}" Value="False"&gt;</w:t>
       </w:r>
     </w:p>
     <w:p>
@@ -1428,6 +1385,7 @@
         <w:rPr>
           <w:sz w:val="28"/>
           <w:szCs w:val="28"/>
+          <w:lang w:val="en-US"/>
         </w:rPr>
       </w:pPr>
       <w:r>
@@ -1465,6 +1423,7 @@
         <w:rPr>
           <w:sz w:val="28"/>
           <w:szCs w:val="28"/>
+          <w:lang w:val="en-US"/>
         </w:rPr>
       </w:pPr>
     </w:p>
@@ -1476,6 +1435,7 @@
         <w:rPr>
           <w:sz w:val="28"/>
           <w:szCs w:val="28"/>
+          <w:lang w:val="en-US"/>
         </w:rPr>
       </w:pPr>
     </w:p>
@@ -1487,6 +1447,7 @@
         <w:rPr>
           <w:sz w:val="28"/>
           <w:szCs w:val="28"/>
+          <w:lang w:val="en-US"/>
         </w:rPr>
       </w:pPr>
     </w:p>
@@ -1709,7 +1670,6 @@
         <w:rPr>
           <w:sz w:val="28"/>
           <w:szCs w:val="28"/>
-          <w:lang w:val="en-US"/>
         </w:rPr>
       </w:pPr>
       <w:r>
@@ -1750,6 +1710,65 @@
           <w:lang w:val="en-US"/>
         </w:rPr>
       </w:pPr>
+      <w:r>
+        <w:rPr>
+          <w:sz w:val="28"/>
+          <w:szCs w:val="28"/>
+          <w:lang w:val="en-US"/>
+        </w:rPr>
+        <w:t>            &lt;</w:t>
+      </w:r>
+      <w:proofErr w:type="spellStart"/>
+      <w:r>
+        <w:rPr>
+          <w:sz w:val="28"/>
+          <w:szCs w:val="28"/>
+          <w:lang w:val="en-US"/>
+        </w:rPr>
+        <w:t>TextBlock</w:t>
+      </w:r>
+      <w:proofErr w:type="spellEnd"/>
+      <w:r>
+        <w:rPr>
+          <w:sz w:val="28"/>
+          <w:szCs w:val="28"/>
+          <w:lang w:val="en-US"/>
+        </w:rPr>
+        <w:t xml:space="preserve"> Text="</w:t>
+      </w:r>
+      <w:r>
+        <w:rPr>
+          <w:sz w:val="28"/>
+          <w:szCs w:val="28"/>
+        </w:rPr>
+        <w:t>Стоимость</w:t>
+      </w:r>
+      <w:r>
+        <w:rPr>
+          <w:sz w:val="28"/>
+          <w:szCs w:val="28"/>
+          <w:lang w:val="en-US"/>
+        </w:rPr>
+        <w:t xml:space="preserve">:" </w:t>
+      </w:r>
+      <w:proofErr w:type="spellStart"/>
+      <w:r>
+        <w:rPr>
+          <w:sz w:val="28"/>
+          <w:szCs w:val="28"/>
+          <w:lang w:val="en-US"/>
+        </w:rPr>
+        <w:t>FontWeight</w:t>
+      </w:r>
+      <w:proofErr w:type="spellEnd"/>
+      <w:r>
+        <w:rPr>
+          <w:sz w:val="28"/>
+          <w:szCs w:val="28"/>
+          <w:lang w:val="en-US"/>
+        </w:rPr>
+        <w:t>="Bold"/&gt;</w:t>
+      </w:r>
     </w:p>
     <w:p>
       <w:pPr>
@@ -1759,15 +1778,16 @@
         <w:rPr>
           <w:sz w:val="28"/>
           <w:szCs w:val="28"/>
-        </w:rPr>
-      </w:pPr>
-      <w:r>
-        <w:rPr>
-          <w:sz w:val="28"/>
-          <w:szCs w:val="28"/>
-          <w:lang w:val="en-US"/>
-        </w:rPr>
-        <w:t>        &lt;</w:t>
+          <w:lang w:val="en-US"/>
+        </w:rPr>
+      </w:pPr>
+      <w:r>
+        <w:rPr>
+          <w:sz w:val="28"/>
+          <w:szCs w:val="28"/>
+          <w:lang w:val="en-US"/>
+        </w:rPr>
+        <w:t>            &lt;</w:t>
       </w:r>
       <w:proofErr w:type="spellStart"/>
       <w:r>
@@ -1776,7 +1796,7 @@
           <w:szCs w:val="28"/>
           <w:lang w:val="en-US"/>
         </w:rPr>
-        <w:t>StackPanel</w:t>
+        <w:t>TextBlock</w:t>
       </w:r>
       <w:proofErr w:type="spellEnd"/>
       <w:r>
@@ -1787,23 +1807,23 @@
         </w:rPr>
         <w:t xml:space="preserve"> </w:t>
       </w:r>
-      <w:proofErr w:type="spellStart"/>
-      <w:r>
-        <w:rPr>
-          <w:sz w:val="28"/>
-          <w:szCs w:val="28"/>
-          <w:lang w:val="en-US"/>
-        </w:rPr>
-        <w:t>Grid.Column</w:t>
-      </w:r>
-      <w:proofErr w:type="spellEnd"/>
-      <w:r>
-        <w:rPr>
-          <w:sz w:val="28"/>
-          <w:szCs w:val="28"/>
-          <w:lang w:val="en-US"/>
-        </w:rPr>
-        <w:t>="1" Margin="20"&gt;</w:t>
+      <w:proofErr w:type="gramStart"/>
+      <w:r>
+        <w:rPr>
+          <w:sz w:val="28"/>
+          <w:szCs w:val="28"/>
+          <w:lang w:val="en-US"/>
+        </w:rPr>
+        <w:t>x:Name</w:t>
+      </w:r>
+      <w:proofErr w:type="gramEnd"/>
+      <w:r>
+        <w:rPr>
+          <w:sz w:val="28"/>
+          <w:szCs w:val="28"/>
+          <w:lang w:val="en-US"/>
+        </w:rPr>
+        <w:t>="TotalPriceText"</w:t>
       </w:r>
     </w:p>
     <w:p>
@@ -1823,7 +1843,7 @@
           <w:szCs w:val="28"/>
           <w:lang w:val="en-US"/>
         </w:rPr>
-        <w:t>            &lt;</w:t>
+        <w:t>                       </w:t>
       </w:r>
       <w:proofErr w:type="spellStart"/>
       <w:r>
@@ -1832,7 +1852,7 @@
           <w:szCs w:val="28"/>
           <w:lang w:val="en-US"/>
         </w:rPr>
-        <w:t>TextBlock</w:t>
+        <w:t>FontSize</w:t>
       </w:r>
       <w:proofErr w:type="spellEnd"/>
       <w:r>
@@ -1841,70 +1861,7 @@
           <w:szCs w:val="28"/>
           <w:lang w:val="en-US"/>
         </w:rPr>
-        <w:t xml:space="preserve"> Text="</w:t>
-      </w:r>
-      <w:r>
-        <w:rPr>
-          <w:sz w:val="28"/>
-          <w:szCs w:val="28"/>
-        </w:rPr>
-        <w:t>Срок</w:t>
-      </w:r>
-      <w:r>
-        <w:rPr>
-          <w:sz w:val="28"/>
-          <w:szCs w:val="28"/>
-          <w:lang w:val="en-US"/>
-        </w:rPr>
-        <w:t xml:space="preserve"> </w:t>
-      </w:r>
-      <w:r>
-        <w:rPr>
-          <w:sz w:val="28"/>
-          <w:szCs w:val="28"/>
-        </w:rPr>
-        <w:t>аренды</w:t>
-      </w:r>
-      <w:r>
-        <w:rPr>
-          <w:sz w:val="28"/>
-          <w:szCs w:val="28"/>
-          <w:lang w:val="en-US"/>
-        </w:rPr>
-        <w:t xml:space="preserve"> (</w:t>
-      </w:r>
-      <w:r>
-        <w:rPr>
-          <w:sz w:val="28"/>
-          <w:szCs w:val="28"/>
-        </w:rPr>
-        <w:t>дни</w:t>
-      </w:r>
-      <w:r>
-        <w:rPr>
-          <w:sz w:val="28"/>
-          <w:szCs w:val="28"/>
-          <w:lang w:val="en-US"/>
-        </w:rPr>
-        <w:t xml:space="preserve">)" </w:t>
-      </w:r>
-      <w:proofErr w:type="spellStart"/>
-      <w:r>
-        <w:rPr>
-          <w:sz w:val="28"/>
-          <w:szCs w:val="28"/>
-          <w:lang w:val="en-US"/>
-        </w:rPr>
-        <w:t>FontWeight</w:t>
-      </w:r>
-      <w:proofErr w:type="spellEnd"/>
-      <w:r>
-        <w:rPr>
-          <w:sz w:val="28"/>
-          <w:szCs w:val="28"/>
-          <w:lang w:val="en-US"/>
-        </w:rPr>
-        <w:t>="Bold"/&gt;</w:t>
+        <w:t>="16"</w:t>
       </w:r>
     </w:p>
     <w:p>
@@ -1924,25 +1881,33 @@
           <w:szCs w:val="28"/>
           <w:lang w:val="en-US"/>
         </w:rPr>
-        <w:t xml:space="preserve">            &lt;Slider </w:t>
-      </w:r>
-      <w:proofErr w:type="gramStart"/>
-      <w:r>
-        <w:rPr>
-          <w:sz w:val="28"/>
-          <w:szCs w:val="28"/>
-          <w:lang w:val="en-US"/>
-        </w:rPr>
-        <w:t>x:Name</w:t>
-      </w:r>
-      <w:proofErr w:type="gramEnd"/>
-      <w:r>
-        <w:rPr>
-          <w:sz w:val="28"/>
-          <w:szCs w:val="28"/>
-          <w:lang w:val="en-US"/>
-        </w:rPr>
-        <w:t>="DaysSlider"</w:t>
+        <w:t>                       </w:t>
+      </w:r>
+      <w:r>
+        <w:rPr>
+          <w:sz w:val="28"/>
+          <w:szCs w:val="28"/>
+          <w:lang w:val="en-US"/>
+        </w:rPr>
+        <w:t>Foreground="</w:t>
+      </w:r>
+      <w:proofErr w:type="spellStart"/>
+      <w:r>
+        <w:rPr>
+          <w:sz w:val="28"/>
+          <w:szCs w:val="28"/>
+          <w:lang w:val="en-US"/>
+        </w:rPr>
+        <w:t>DarkGreen</w:t>
+      </w:r>
+      <w:proofErr w:type="spellEnd"/>
+      <w:r>
+        <w:rPr>
+          <w:sz w:val="28"/>
+          <w:szCs w:val="28"/>
+          <w:lang w:val="en-US"/>
+        </w:rPr>
+        <w:t>"</w:t>
       </w:r>
     </w:p>
     <w:p>
@@ -1962,7 +1927,7 @@
           <w:szCs w:val="28"/>
           <w:lang w:val="en-US"/>
         </w:rPr>
-        <w:t>                    Minimum="1"</w:t>
+        <w:t>                       Margin="0,5,0,20"/&gt;</w:t>
       </w:r>
     </w:p>
     <w:p>
@@ -1982,7 +1947,30 @@
           <w:szCs w:val="28"/>
           <w:lang w:val="en-US"/>
         </w:rPr>
-        <w:t>                    Maximum="30"</w:t>
+        <w:t xml:space="preserve">            </w:t>
+      </w:r>
+      <w:r>
+        <w:rPr>
+          <w:sz w:val="28"/>
+          <w:szCs w:val="28"/>
+          <w:lang w:val="en-US"/>
+        </w:rPr>
+        <w:t>&lt;Button Content="</w:t>
+      </w:r>
+      <w:r>
+        <w:rPr>
+          <w:sz w:val="28"/>
+          <w:szCs w:val="28"/>
+        </w:rPr>
+        <w:t>Арендовать</w:t>
+      </w:r>
+      <w:r>
+        <w:rPr>
+          <w:sz w:val="28"/>
+          <w:szCs w:val="28"/>
+          <w:lang w:val="en-US"/>
+        </w:rPr>
+        <w:t>"</w:t>
       </w:r>
     </w:p>
     <w:p>
@@ -2002,7 +1990,7 @@
           <w:szCs w:val="28"/>
           <w:lang w:val="en-US"/>
         </w:rPr>
-        <w:t>                    Value="1"</w:t>
+        <w:t>                    Height="35"</w:t>
       </w:r>
     </w:p>
     <w:p>
@@ -2022,25 +2010,7 @@
           <w:szCs w:val="28"/>
           <w:lang w:val="en-US"/>
         </w:rPr>
-        <w:t xml:space="preserve">                    </w:t>
-      </w:r>
-      <w:proofErr w:type="spellStart"/>
-      <w:r>
-        <w:rPr>
-          <w:sz w:val="28"/>
-          <w:szCs w:val="28"/>
-          <w:lang w:val="en-US"/>
-        </w:rPr>
-        <w:t>TickFrequency</w:t>
-      </w:r>
-      <w:proofErr w:type="spellEnd"/>
-      <w:r>
-        <w:rPr>
-          <w:sz w:val="28"/>
-          <w:szCs w:val="28"/>
-          <w:lang w:val="en-US"/>
-        </w:rPr>
-        <w:t>="1"</w:t>
+        <w:t>                    Background="#2E86C1"</w:t>
       </w:r>
     </w:p>
     <w:p>
@@ -2060,25 +2030,7 @@
           <w:szCs w:val="28"/>
           <w:lang w:val="en-US"/>
         </w:rPr>
-        <w:t xml:space="preserve">                    </w:t>
-      </w:r>
-      <w:proofErr w:type="spellStart"/>
-      <w:r>
-        <w:rPr>
-          <w:sz w:val="28"/>
-          <w:szCs w:val="28"/>
-          <w:lang w:val="en-US"/>
-        </w:rPr>
-        <w:t>IsSnapToTickEnabled</w:t>
-      </w:r>
-      <w:proofErr w:type="spellEnd"/>
-      <w:r>
-        <w:rPr>
-          <w:sz w:val="28"/>
-          <w:szCs w:val="28"/>
-          <w:lang w:val="en-US"/>
-        </w:rPr>
-        <w:t>="True"</w:t>
+        <w:t>                    Foreground="White"</w:t>
       </w:r>
     </w:p>
     <w:p>
@@ -2089,15 +2041,16 @@
         <w:rPr>
           <w:sz w:val="28"/>
           <w:szCs w:val="28"/>
-        </w:rPr>
-      </w:pPr>
-      <w:r>
-        <w:rPr>
-          <w:sz w:val="28"/>
-          <w:szCs w:val="28"/>
-          <w:lang w:val="en-US"/>
-        </w:rPr>
-        <w:t xml:space="preserve">                    </w:t>
+          <w:lang w:val="en-US"/>
+        </w:rPr>
+      </w:pPr>
+      <w:r>
+        <w:rPr>
+          <w:sz w:val="28"/>
+          <w:szCs w:val="28"/>
+          <w:lang w:val="en-US"/>
+        </w:rPr>
+        <w:t>                    Click="</w:t>
       </w:r>
       <w:proofErr w:type="spellStart"/>
       <w:r>
@@ -2106,25 +2059,7 @@
           <w:szCs w:val="28"/>
           <w:lang w:val="en-US"/>
         </w:rPr>
-        <w:t>ValueChanged</w:t>
-      </w:r>
-      <w:proofErr w:type="spellEnd"/>
-      <w:r>
-        <w:rPr>
-          <w:sz w:val="28"/>
-          <w:szCs w:val="28"/>
-          <w:lang w:val="en-US"/>
-        </w:rPr>
-        <w:t>="</w:t>
-      </w:r>
-      <w:proofErr w:type="spellStart"/>
-      <w:r>
-        <w:rPr>
-          <w:sz w:val="28"/>
-          <w:szCs w:val="28"/>
-          <w:lang w:val="en-US"/>
-        </w:rPr>
-        <w:t>DaysSlider_ValueChanged</w:t>
+        <w:t>RentButton_Click</w:t>
       </w:r>
       <w:proofErr w:type="spellEnd"/>
       <w:r>
@@ -2153,7 +2088,15 @@
           <w:szCs w:val="28"/>
           <w:lang w:val="en-US"/>
         </w:rPr>
-        <w:t>            &lt;</w:t>
+        <w:t xml:space="preserve">        </w:t>
+      </w:r>
+      <w:r>
+        <w:rPr>
+          <w:sz w:val="28"/>
+          <w:szCs w:val="28"/>
+          <w:lang w:val="en-US"/>
+        </w:rPr>
+        <w:t>&lt;/</w:t>
       </w:r>
       <w:proofErr w:type="spellStart"/>
       <w:r>
@@ -2162,7 +2105,7 @@
           <w:szCs w:val="28"/>
           <w:lang w:val="en-US"/>
         </w:rPr>
-        <w:t>TextBlock</w:t>
+        <w:t>StackPanel</w:t>
       </w:r>
       <w:proofErr w:type="spellEnd"/>
       <w:r>
@@ -2171,25 +2114,7 @@
           <w:szCs w:val="28"/>
           <w:lang w:val="en-US"/>
         </w:rPr>
-        <w:t xml:space="preserve"> </w:t>
-      </w:r>
-      <w:proofErr w:type="gramStart"/>
-      <w:r>
-        <w:rPr>
-          <w:sz w:val="28"/>
-          <w:szCs w:val="28"/>
-          <w:lang w:val="en-US"/>
-        </w:rPr>
-        <w:t>x:Name</w:t>
-      </w:r>
-      <w:proofErr w:type="gramEnd"/>
-      <w:r>
-        <w:rPr>
-          <w:sz w:val="28"/>
-          <w:szCs w:val="28"/>
-          <w:lang w:val="en-US"/>
-        </w:rPr>
-        <w:t>="DaysText"</w:t>
+        <w:t>&gt;</w:t>
       </w:r>
     </w:p>
     <w:p>
@@ -2208,490 +2133,6 @@
           <w:sz w:val="28"/>
           <w:szCs w:val="28"/>
           <w:lang w:val="en-US"/>
-        </w:rPr>
-        <w:t>                       Margin="0,5,0,10"</w:t>
-      </w:r>
-    </w:p>
-    <w:p>
-      <w:pPr>
-        <w:pStyle w:val="aa"/>
-        <w:spacing w:before="0" w:beforeAutospacing="0" w:after="0" w:afterAutospacing="0"/>
-        <w:ind w:left="567"/>
-        <w:rPr>
-          <w:sz w:val="28"/>
-          <w:szCs w:val="28"/>
-        </w:rPr>
-      </w:pPr>
-      <w:r>
-        <w:rPr>
-          <w:sz w:val="28"/>
-          <w:szCs w:val="28"/>
-          <w:lang w:val="en-US"/>
-        </w:rPr>
-        <w:t xml:space="preserve">                       Text="1 </w:t>
-      </w:r>
-      <w:r>
-        <w:rPr>
-          <w:sz w:val="28"/>
-          <w:szCs w:val="28"/>
-        </w:rPr>
-        <w:t>день</w:t>
-      </w:r>
-      <w:r>
-        <w:rPr>
-          <w:sz w:val="28"/>
-          <w:szCs w:val="28"/>
-          <w:lang w:val="en-US"/>
-        </w:rPr>
-        <w:t>"/&gt;</w:t>
-      </w:r>
-    </w:p>
-    <w:p>
-      <w:pPr>
-        <w:pStyle w:val="aa"/>
-        <w:spacing w:before="0" w:beforeAutospacing="0" w:after="0" w:afterAutospacing="0"/>
-        <w:ind w:left="567"/>
-        <w:rPr>
-          <w:sz w:val="28"/>
-          <w:szCs w:val="28"/>
-          <w:lang w:val="en-US"/>
-        </w:rPr>
-      </w:pPr>
-      <w:r>
-        <w:rPr>
-          <w:sz w:val="28"/>
-          <w:szCs w:val="28"/>
-          <w:lang w:val="en-US"/>
-        </w:rPr>
-        <w:t>            &lt;</w:t>
-      </w:r>
-      <w:proofErr w:type="spellStart"/>
-      <w:r>
-        <w:rPr>
-          <w:sz w:val="28"/>
-          <w:szCs w:val="28"/>
-          <w:lang w:val="en-US"/>
-        </w:rPr>
-        <w:t>TextBlock</w:t>
-      </w:r>
-      <w:proofErr w:type="spellEnd"/>
-      <w:r>
-        <w:rPr>
-          <w:sz w:val="28"/>
-          <w:szCs w:val="28"/>
-          <w:lang w:val="en-US"/>
-        </w:rPr>
-        <w:t xml:space="preserve"> Text="</w:t>
-      </w:r>
-      <w:r>
-        <w:rPr>
-          <w:sz w:val="28"/>
-          <w:szCs w:val="28"/>
-        </w:rPr>
-        <w:t>Стоимость</w:t>
-      </w:r>
-      <w:r>
-        <w:rPr>
-          <w:sz w:val="28"/>
-          <w:szCs w:val="28"/>
-          <w:lang w:val="en-US"/>
-        </w:rPr>
-        <w:t xml:space="preserve">:" </w:t>
-      </w:r>
-      <w:proofErr w:type="spellStart"/>
-      <w:r>
-        <w:rPr>
-          <w:sz w:val="28"/>
-          <w:szCs w:val="28"/>
-          <w:lang w:val="en-US"/>
-        </w:rPr>
-        <w:t>FontWeight</w:t>
-      </w:r>
-      <w:proofErr w:type="spellEnd"/>
-      <w:r>
-        <w:rPr>
-          <w:sz w:val="28"/>
-          <w:szCs w:val="28"/>
-          <w:lang w:val="en-US"/>
-        </w:rPr>
-        <w:t>="Bold"/&gt;</w:t>
-      </w:r>
-    </w:p>
-    <w:p>
-      <w:pPr>
-        <w:pStyle w:val="aa"/>
-        <w:spacing w:before="0" w:beforeAutospacing="0" w:after="0" w:afterAutospacing="0"/>
-        <w:ind w:left="567"/>
-        <w:rPr>
-          <w:sz w:val="28"/>
-          <w:szCs w:val="28"/>
-          <w:lang w:val="en-US"/>
-        </w:rPr>
-      </w:pPr>
-      <w:r>
-        <w:rPr>
-          <w:sz w:val="28"/>
-          <w:szCs w:val="28"/>
-          <w:lang w:val="en-US"/>
-        </w:rPr>
-        <w:t>            &lt;</w:t>
-      </w:r>
-      <w:proofErr w:type="spellStart"/>
-      <w:r>
-        <w:rPr>
-          <w:sz w:val="28"/>
-          <w:szCs w:val="28"/>
-          <w:lang w:val="en-US"/>
-        </w:rPr>
-        <w:t>TextBlock</w:t>
-      </w:r>
-      <w:proofErr w:type="spellEnd"/>
-      <w:r>
-        <w:rPr>
-          <w:sz w:val="28"/>
-          <w:szCs w:val="28"/>
-          <w:lang w:val="en-US"/>
-        </w:rPr>
-        <w:t xml:space="preserve"> </w:t>
-      </w:r>
-      <w:proofErr w:type="gramStart"/>
-      <w:r>
-        <w:rPr>
-          <w:sz w:val="28"/>
-          <w:szCs w:val="28"/>
-          <w:lang w:val="en-US"/>
-        </w:rPr>
-        <w:t>x:Name</w:t>
-      </w:r>
-      <w:proofErr w:type="gramEnd"/>
-      <w:r>
-        <w:rPr>
-          <w:sz w:val="28"/>
-          <w:szCs w:val="28"/>
-          <w:lang w:val="en-US"/>
-        </w:rPr>
-        <w:t>="TotalPriceText"</w:t>
-      </w:r>
-    </w:p>
-    <w:p>
-      <w:pPr>
-        <w:pStyle w:val="aa"/>
-        <w:spacing w:before="0" w:beforeAutospacing="0" w:after="0" w:afterAutospacing="0"/>
-        <w:ind w:left="567"/>
-        <w:rPr>
-          <w:sz w:val="28"/>
-          <w:szCs w:val="28"/>
-          <w:lang w:val="en-US"/>
-        </w:rPr>
-      </w:pPr>
-      <w:r>
-        <w:rPr>
-          <w:sz w:val="28"/>
-          <w:szCs w:val="28"/>
-          <w:lang w:val="en-US"/>
-        </w:rPr>
-        <w:t>                       </w:t>
-      </w:r>
-      <w:proofErr w:type="spellStart"/>
-      <w:r>
-        <w:rPr>
-          <w:sz w:val="28"/>
-          <w:szCs w:val="28"/>
-          <w:lang w:val="en-US"/>
-        </w:rPr>
-        <w:t>FontSize</w:t>
-      </w:r>
-      <w:proofErr w:type="spellEnd"/>
-      <w:r>
-        <w:rPr>
-          <w:sz w:val="28"/>
-          <w:szCs w:val="28"/>
-          <w:lang w:val="en-US"/>
-        </w:rPr>
-        <w:t>="16"</w:t>
-      </w:r>
-    </w:p>
-    <w:p>
-      <w:pPr>
-        <w:pStyle w:val="aa"/>
-        <w:spacing w:before="0" w:beforeAutospacing="0" w:after="0" w:afterAutospacing="0"/>
-        <w:ind w:left="567"/>
-        <w:rPr>
-          <w:sz w:val="28"/>
-          <w:szCs w:val="28"/>
-        </w:rPr>
-      </w:pPr>
-      <w:r>
-        <w:rPr>
-          <w:sz w:val="28"/>
-          <w:szCs w:val="28"/>
-          <w:lang w:val="en-US"/>
-        </w:rPr>
-        <w:t>                       </w:t>
-      </w:r>
-      <w:proofErr w:type="spellStart"/>
-      <w:r>
-        <w:rPr>
-          <w:sz w:val="28"/>
-          <w:szCs w:val="28"/>
-        </w:rPr>
-        <w:t>Foreground</w:t>
-      </w:r>
-      <w:proofErr w:type="spellEnd"/>
-      <w:r>
-        <w:rPr>
-          <w:sz w:val="28"/>
-          <w:szCs w:val="28"/>
-        </w:rPr>
-        <w:t>="</w:t>
-      </w:r>
-      <w:proofErr w:type="spellStart"/>
-      <w:r>
-        <w:rPr>
-          <w:sz w:val="28"/>
-          <w:szCs w:val="28"/>
-        </w:rPr>
-        <w:t>DarkGreen</w:t>
-      </w:r>
-      <w:proofErr w:type="spellEnd"/>
-      <w:r>
-        <w:rPr>
-          <w:sz w:val="28"/>
-          <w:szCs w:val="28"/>
-        </w:rPr>
-        <w:t>"</w:t>
-      </w:r>
-    </w:p>
-    <w:p>
-      <w:pPr>
-        <w:pStyle w:val="aa"/>
-        <w:spacing w:before="0" w:beforeAutospacing="0" w:after="0" w:afterAutospacing="0"/>
-        <w:ind w:left="567"/>
-        <w:rPr>
-          <w:sz w:val="28"/>
-          <w:szCs w:val="28"/>
-        </w:rPr>
-      </w:pPr>
-      <w:r>
-        <w:rPr>
-          <w:sz w:val="28"/>
-          <w:szCs w:val="28"/>
-        </w:rPr>
-        <w:t>                       </w:t>
-      </w:r>
-      <w:proofErr w:type="spellStart"/>
-      <w:r>
-        <w:rPr>
-          <w:sz w:val="28"/>
-          <w:szCs w:val="28"/>
-        </w:rPr>
-        <w:t>Margin</w:t>
-      </w:r>
-      <w:proofErr w:type="spellEnd"/>
-      <w:r>
-        <w:rPr>
-          <w:sz w:val="28"/>
-          <w:szCs w:val="28"/>
-        </w:rPr>
-        <w:t>="0,5,0,20"/&gt;</w:t>
-      </w:r>
-    </w:p>
-    <w:p>
-      <w:pPr>
-        <w:pStyle w:val="aa"/>
-        <w:spacing w:before="0" w:beforeAutospacing="0" w:after="0" w:afterAutospacing="0"/>
-        <w:ind w:left="567"/>
-        <w:rPr>
-          <w:sz w:val="28"/>
-          <w:szCs w:val="28"/>
-          <w:lang w:val="en-US"/>
-        </w:rPr>
-      </w:pPr>
-      <w:r>
-        <w:rPr>
-          <w:sz w:val="28"/>
-          <w:szCs w:val="28"/>
-        </w:rPr>
-        <w:t xml:space="preserve">            </w:t>
-      </w:r>
-      <w:r>
-        <w:rPr>
-          <w:sz w:val="28"/>
-          <w:szCs w:val="28"/>
-          <w:lang w:val="en-US"/>
-        </w:rPr>
-        <w:t>&lt;Button Content="</w:t>
-      </w:r>
-      <w:r>
-        <w:rPr>
-          <w:sz w:val="28"/>
-          <w:szCs w:val="28"/>
-        </w:rPr>
-        <w:t>Арендовать</w:t>
-      </w:r>
-      <w:r>
-        <w:rPr>
-          <w:sz w:val="28"/>
-          <w:szCs w:val="28"/>
-          <w:lang w:val="en-US"/>
-        </w:rPr>
-        <w:t>"</w:t>
-      </w:r>
-    </w:p>
-    <w:p>
-      <w:pPr>
-        <w:pStyle w:val="aa"/>
-        <w:spacing w:before="0" w:beforeAutospacing="0" w:after="0" w:afterAutospacing="0"/>
-        <w:ind w:left="567"/>
-        <w:rPr>
-          <w:sz w:val="28"/>
-          <w:szCs w:val="28"/>
-          <w:lang w:val="en-US"/>
-        </w:rPr>
-      </w:pPr>
-      <w:r>
-        <w:rPr>
-          <w:sz w:val="28"/>
-          <w:szCs w:val="28"/>
-          <w:lang w:val="en-US"/>
-        </w:rPr>
-        <w:t>                    Height="35"</w:t>
-      </w:r>
-    </w:p>
-    <w:p>
-      <w:pPr>
-        <w:pStyle w:val="aa"/>
-        <w:spacing w:before="0" w:beforeAutospacing="0" w:after="0" w:afterAutospacing="0"/>
-        <w:ind w:left="567"/>
-        <w:rPr>
-          <w:sz w:val="28"/>
-          <w:szCs w:val="28"/>
-          <w:lang w:val="en-US"/>
-        </w:rPr>
-      </w:pPr>
-      <w:r>
-        <w:rPr>
-          <w:sz w:val="28"/>
-          <w:szCs w:val="28"/>
-          <w:lang w:val="en-US"/>
-        </w:rPr>
-        <w:t>                    Background="#2E86C1"</w:t>
-      </w:r>
-    </w:p>
-    <w:p>
-      <w:pPr>
-        <w:pStyle w:val="aa"/>
-        <w:spacing w:before="0" w:beforeAutospacing="0" w:after="0" w:afterAutospacing="0"/>
-        <w:ind w:left="567"/>
-        <w:rPr>
-          <w:sz w:val="28"/>
-          <w:szCs w:val="28"/>
-          <w:lang w:val="en-US"/>
-        </w:rPr>
-      </w:pPr>
-      <w:r>
-        <w:rPr>
-          <w:sz w:val="28"/>
-          <w:szCs w:val="28"/>
-          <w:lang w:val="en-US"/>
-        </w:rPr>
-        <w:t>                    Foreground="White"</w:t>
-      </w:r>
-    </w:p>
-    <w:p>
-      <w:pPr>
-        <w:pStyle w:val="aa"/>
-        <w:spacing w:before="0" w:beforeAutospacing="0" w:after="0" w:afterAutospacing="0"/>
-        <w:ind w:left="567"/>
-        <w:rPr>
-          <w:sz w:val="28"/>
-          <w:szCs w:val="28"/>
-          <w:lang w:val="en-US"/>
-        </w:rPr>
-      </w:pPr>
-      <w:r>
-        <w:rPr>
-          <w:sz w:val="28"/>
-          <w:szCs w:val="28"/>
-          <w:lang w:val="en-US"/>
-        </w:rPr>
-        <w:t>                    Click="</w:t>
-      </w:r>
-      <w:proofErr w:type="spellStart"/>
-      <w:r>
-        <w:rPr>
-          <w:sz w:val="28"/>
-          <w:szCs w:val="28"/>
-          <w:lang w:val="en-US"/>
-        </w:rPr>
-        <w:t>RentButton_Click</w:t>
-      </w:r>
-      <w:proofErr w:type="spellEnd"/>
-      <w:r>
-        <w:rPr>
-          <w:sz w:val="28"/>
-          <w:szCs w:val="28"/>
-          <w:lang w:val="en-US"/>
-        </w:rPr>
-        <w:t>"/&gt;</w:t>
-      </w:r>
-    </w:p>
-    <w:p>
-      <w:pPr>
-        <w:pStyle w:val="aa"/>
-        <w:spacing w:before="0" w:beforeAutospacing="0" w:after="0" w:afterAutospacing="0"/>
-        <w:ind w:left="567"/>
-        <w:rPr>
-          <w:sz w:val="28"/>
-          <w:szCs w:val="28"/>
-        </w:rPr>
-      </w:pPr>
-      <w:r>
-        <w:rPr>
-          <w:sz w:val="28"/>
-          <w:szCs w:val="28"/>
-          <w:lang w:val="en-US"/>
-        </w:rPr>
-        <w:t xml:space="preserve">        </w:t>
-      </w:r>
-      <w:r>
-        <w:rPr>
-          <w:sz w:val="28"/>
-          <w:szCs w:val="28"/>
-        </w:rPr>
-        <w:t>&lt;/</w:t>
-      </w:r>
-      <w:proofErr w:type="spellStart"/>
-      <w:r>
-        <w:rPr>
-          <w:sz w:val="28"/>
-          <w:szCs w:val="28"/>
-        </w:rPr>
-        <w:t>StackPanel</w:t>
-      </w:r>
-      <w:proofErr w:type="spellEnd"/>
-      <w:r>
-        <w:rPr>
-          <w:sz w:val="28"/>
-          <w:szCs w:val="28"/>
-        </w:rPr>
-        <w:t>&gt;</w:t>
-      </w:r>
-    </w:p>
-    <w:p>
-      <w:pPr>
-        <w:pStyle w:val="aa"/>
-        <w:spacing w:before="0" w:beforeAutospacing="0" w:after="0" w:afterAutospacing="0"/>
-        <w:ind w:left="567"/>
-        <w:rPr>
-          <w:sz w:val="28"/>
-          <w:szCs w:val="28"/>
-        </w:rPr>
-      </w:pPr>
-      <w:r>
-        <w:rPr>
-          <w:sz w:val="28"/>
-          <w:szCs w:val="28"/>
         </w:rPr>
         <w:t>    &lt;/Grid&gt;</w:t>
       </w:r>
@@ -2803,6 +2244,23 @@
           <w:szCs w:val="28"/>
         </w:rPr>
       </w:pPr>
+      <w:r>
+        <w:rPr>
+          <w:noProof/>
+          <w:sz w:val="28"/>
+          <w:szCs w:val="28"/>
+        </w:rPr>
+        <w:t>Анализ результатов</w:t>
+      </w:r>
+      <w:r>
+        <w:rPr>
+          <w:noProof/>
+          <w:sz w:val="28"/>
+          <w:szCs w:val="28"/>
+          <w:lang w:val="en-US"/>
+        </w:rPr>
+        <w:t>:</w:t>
+      </w:r>
     </w:p>
     <w:p>
       <w:pPr>
@@ -2826,129 +2284,6 @@
         <w:autoSpaceDN w:val="0"/>
         <w:adjustRightInd w:val="0"/>
         <w:ind w:firstLine="709"/>
-        <w:jc w:val="both"/>
-        <w:rPr>
-          <w:noProof/>
-          <w:sz w:val="28"/>
-          <w:szCs w:val="28"/>
-        </w:rPr>
-      </w:pPr>
-    </w:p>
-    <w:p>
-      <w:pPr>
-        <w:widowControl w:val="0"/>
-        <w:autoSpaceDE w:val="0"/>
-        <w:autoSpaceDN w:val="0"/>
-        <w:adjustRightInd w:val="0"/>
-        <w:ind w:firstLine="709"/>
-        <w:jc w:val="both"/>
-        <w:rPr>
-          <w:noProof/>
-          <w:sz w:val="28"/>
-          <w:szCs w:val="28"/>
-        </w:rPr>
-      </w:pPr>
-    </w:p>
-    <w:p>
-      <w:pPr>
-        <w:widowControl w:val="0"/>
-        <w:autoSpaceDE w:val="0"/>
-        <w:autoSpaceDN w:val="0"/>
-        <w:adjustRightInd w:val="0"/>
-        <w:ind w:firstLine="709"/>
-        <w:jc w:val="both"/>
-        <w:rPr>
-          <w:noProof/>
-          <w:sz w:val="28"/>
-          <w:szCs w:val="28"/>
-        </w:rPr>
-      </w:pPr>
-    </w:p>
-    <w:p>
-      <w:pPr>
-        <w:widowControl w:val="0"/>
-        <w:autoSpaceDE w:val="0"/>
-        <w:autoSpaceDN w:val="0"/>
-        <w:adjustRightInd w:val="0"/>
-        <w:ind w:firstLine="709"/>
-        <w:jc w:val="both"/>
-        <w:rPr>
-          <w:noProof/>
-          <w:sz w:val="28"/>
-          <w:szCs w:val="28"/>
-        </w:rPr>
-      </w:pPr>
-    </w:p>
-    <w:p>
-      <w:pPr>
-        <w:widowControl w:val="0"/>
-        <w:autoSpaceDE w:val="0"/>
-        <w:autoSpaceDN w:val="0"/>
-        <w:adjustRightInd w:val="0"/>
-        <w:ind w:firstLine="709"/>
-        <w:jc w:val="both"/>
-        <w:rPr>
-          <w:noProof/>
-          <w:sz w:val="28"/>
-          <w:szCs w:val="28"/>
-        </w:rPr>
-      </w:pPr>
-    </w:p>
-    <w:p>
-      <w:pPr>
-        <w:widowControl w:val="0"/>
-        <w:autoSpaceDE w:val="0"/>
-        <w:autoSpaceDN w:val="0"/>
-        <w:adjustRightInd w:val="0"/>
-        <w:ind w:firstLine="709"/>
-        <w:jc w:val="both"/>
-        <w:rPr>
-          <w:noProof/>
-          <w:sz w:val="28"/>
-          <w:szCs w:val="28"/>
-        </w:rPr>
-      </w:pPr>
-      <w:r>
-        <w:rPr>
-          <w:noProof/>
-          <w:sz w:val="28"/>
-          <w:szCs w:val="28"/>
-        </w:rPr>
-        <w:lastRenderedPageBreak/>
-        <w:t>Анализ результатов</w:t>
-      </w:r>
-      <w:r>
-        <w:rPr>
-          <w:noProof/>
-          <w:sz w:val="28"/>
-          <w:szCs w:val="28"/>
-          <w:lang w:val="en-US"/>
-        </w:rPr>
-        <w:t>:</w:t>
-      </w:r>
-    </w:p>
-    <w:p>
-      <w:pPr>
-        <w:widowControl w:val="0"/>
-        <w:autoSpaceDE w:val="0"/>
-        <w:autoSpaceDN w:val="0"/>
-        <w:adjustRightInd w:val="0"/>
-        <w:ind w:firstLine="709"/>
-        <w:jc w:val="both"/>
-        <w:rPr>
-          <w:noProof/>
-          <w:sz w:val="28"/>
-          <w:szCs w:val="28"/>
-        </w:rPr>
-      </w:pPr>
-    </w:p>
-    <w:p>
-      <w:pPr>
-        <w:widowControl w:val="0"/>
-        <w:autoSpaceDE w:val="0"/>
-        <w:autoSpaceDN w:val="0"/>
-        <w:adjustRightInd w:val="0"/>
-        <w:ind w:firstLine="709"/>
         <w:jc w:val="center"/>
         <w:rPr>
           <w:b/>
@@ -2960,6 +2295,7 @@
       <w:r>
         <w:rPr>
           <w:b/>
+          <w:noProof/>
           <w:sz w:val="32"/>
           <w:szCs w:val="32"/>
           <w:lang w:val="en-US"/>
@@ -3037,11 +2373,12 @@
       </w:r>
     </w:p>
     <w:sectPr>
-      <w:headerReference w:type="default" r:id="rId9"/>
-      <w:footerReference w:type="even" r:id="rId10"/>
-      <w:footerReference w:type="default" r:id="rId11"/>
-      <w:headerReference w:type="first" r:id="rId12"/>
-      <w:footerReference w:type="first" r:id="rId13"/>
+      <w:headerReference w:type="even" r:id="rId9"/>
+      <w:headerReference w:type="default" r:id="rId10"/>
+      <w:footerReference w:type="even" r:id="rId11"/>
+      <w:footerReference w:type="default" r:id="rId12"/>
+      <w:headerReference w:type="first" r:id="rId13"/>
+      <w:footerReference w:type="first" r:id="rId14"/>
       <w:pgSz w:w="11906" w:h="16838"/>
       <w:pgMar w:top="851" w:right="567" w:bottom="1560" w:left="1418" w:header="720" w:footer="720" w:gutter="0"/>
       <w:pgNumType w:start="4"/>
@@ -4011,7 +3348,15 @@
                               <w:sz w:val="28"/>
                               <w:szCs w:val="28"/>
                             </w:rPr>
-                            <w:t>УП 5-04-0612-02.</w:t>
+                            <w:t>УП 5-04-0612-</w:t>
+                          </w:r>
+                          <w:proofErr w:type="gramStart"/>
+                          <w:r>
+                            <w:rPr>
+                              <w:sz w:val="28"/>
+                              <w:szCs w:val="28"/>
+                            </w:rPr>
+                            <w:t>02.</w:t>
                           </w:r>
                           <w:r>
                             <w:rPr>
@@ -4020,13 +3365,19 @@
                             </w:rPr>
                             <w:t>40</w:t>
                           </w:r>
-                          <w:proofErr w:type="gramStart"/>
                           <w:r>
                             <w:rPr>
                               <w:sz w:val="28"/>
                               <w:szCs w:val="28"/>
                             </w:rPr>
-                            <w:t>ТП..</w:t>
+                            <w:t>ТП.</w:t>
+                          </w:r>
+                          <w:r>
+                            <w:rPr>
+                              <w:sz w:val="28"/>
+                              <w:szCs w:val="28"/>
+                            </w:rPr>
+                            <w:t>К</w:t>
                           </w:r>
                           <w:proofErr w:type="gramEnd"/>
                           <w:r>
@@ -4034,14 +3385,7 @@
                               <w:sz w:val="28"/>
                               <w:szCs w:val="28"/>
                             </w:rPr>
-                            <w:t>2</w:t>
-                          </w:r>
-                          <w:r>
-                            <w:rPr>
-                              <w:sz w:val="28"/>
-                              <w:szCs w:val="28"/>
-                            </w:rPr>
-                            <w:t>6</w:t>
+                            <w:t>-236</w:t>
                           </w:r>
                           <w:r>
                             <w:rPr>
@@ -4055,15 +3399,18 @@
                               <w:sz w:val="28"/>
                               <w:szCs w:val="28"/>
                             </w:rPr>
-                            <w:t>0</w:t>
+                            <w:t>26.11</w:t>
                           </w:r>
-                          <w:r>
+                        </w:p>
+                        <w:p>
+                          <w:pPr>
+                            <w:jc w:val="center"/>
                             <w:rPr>
+                              <w:i/>
                               <w:sz w:val="28"/>
                               <w:szCs w:val="28"/>
                             </w:rPr>
-                            <w:t>3</w:t>
-                          </w:r>
+                          </w:pPr>
                         </w:p>
                         <w:p>
                           <w:pPr>
@@ -4091,7 +3438,11 @@
         </mc:Choice>
         <mc:Fallback>
           <w:pict>
-            <v:shape w14:anchorId="40A00027" id="Text Box 66" o:spid="_x0000_s1030" type="#_x0000_t202" style="position:absolute;margin-left:170.35pt;margin-top:.65pt;width:312.4pt;height:28.4pt;z-index:251636736;visibility:visible;mso-wrap-style:square;mso-width-percent:0;mso-height-percent:0;mso-wrap-distance-left:9pt;mso-wrap-distance-top:0;mso-wrap-distance-right:9pt;mso-wrap-distance-bottom:0;mso-position-horizontal:absolute;mso-position-horizontal-relative:text;mso-position-vertical:absolute;mso-position-vertical-relative:text;mso-width-percent:0;mso-height-percent:0;mso-width-relative:page;mso-height-relative:page;v-text-anchor:top" o:gfxdata="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" filled="f" stroked="f">
+            <v:shapetype w14:anchorId="40A00027" id="_x0000_t202" coordsize="21600,21600" o:spt="202" path="m,l,21600r21600,l21600,xe">
+              <v:stroke joinstyle="miter"/>
+              <v:path gradientshapeok="t" o:connecttype="rect"/>
+            </v:shapetype>
+            <v:shape id="Text Box 66" o:spid="_x0000_s1030" type="#_x0000_t202" style="position:absolute;margin-left:170.35pt;margin-top:.65pt;width:312.4pt;height:28.4pt;z-index:251636736;visibility:visible;mso-wrap-style:square;mso-width-percent:0;mso-height-percent:0;mso-wrap-distance-left:9pt;mso-wrap-distance-top:0;mso-wrap-distance-right:9pt;mso-wrap-distance-bottom:0;mso-position-horizontal:absolute;mso-position-horizontal-relative:text;mso-position-vertical:absolute;mso-position-vertical-relative:text;mso-width-percent:0;mso-height-percent:0;mso-width-relative:page;mso-height-relative:page;v-text-anchor:top" o:gfxdata="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" filled="f" stroked="f">
               <v:textbox inset="0,0,0,0">
                 <w:txbxContent>
                   <w:p>
@@ -4107,7 +3458,15 @@
                         <w:sz w:val="28"/>
                         <w:szCs w:val="28"/>
                       </w:rPr>
-                      <w:t>УП 5-04-0612-02.</w:t>
+                      <w:t>УП 5-04-0612-</w:t>
+                    </w:r>
+                    <w:proofErr w:type="gramStart"/>
+                    <w:r>
+                      <w:rPr>
+                        <w:sz w:val="28"/>
+                        <w:szCs w:val="28"/>
+                      </w:rPr>
+                      <w:t>02.</w:t>
                     </w:r>
                     <w:r>
                       <w:rPr>
@@ -4116,13 +3475,19 @@
                       </w:rPr>
                       <w:t>40</w:t>
                     </w:r>
-                    <w:proofErr w:type="gramStart"/>
                     <w:r>
                       <w:rPr>
                         <w:sz w:val="28"/>
                         <w:szCs w:val="28"/>
                       </w:rPr>
-                      <w:t>ТП..</w:t>
+                      <w:t>ТП.</w:t>
+                    </w:r>
+                    <w:r>
+                      <w:rPr>
+                        <w:sz w:val="28"/>
+                        <w:szCs w:val="28"/>
+                      </w:rPr>
+                      <w:t>К</w:t>
                     </w:r>
                     <w:proofErr w:type="gramEnd"/>
                     <w:r>
@@ -4130,14 +3495,7 @@
                         <w:sz w:val="28"/>
                         <w:szCs w:val="28"/>
                       </w:rPr>
-                      <w:t>2</w:t>
-                    </w:r>
-                    <w:r>
-                      <w:rPr>
-                        <w:sz w:val="28"/>
-                        <w:szCs w:val="28"/>
-                      </w:rPr>
-                      <w:t>6</w:t>
+                      <w:t>-236</w:t>
                     </w:r>
                     <w:r>
                       <w:rPr>
@@ -4151,15 +3509,18 @@
                         <w:sz w:val="28"/>
                         <w:szCs w:val="28"/>
                       </w:rPr>
-                      <w:t>0</w:t>
+                      <w:t>26.11</w:t>
                     </w:r>
-                    <w:r>
+                  </w:p>
+                  <w:p>
+                    <w:pPr>
+                      <w:jc w:val="center"/>
                       <w:rPr>
+                        <w:i/>
                         <w:sz w:val="28"/>
                         <w:szCs w:val="28"/>
                       </w:rPr>
-                      <w:t>3</w:t>
-                    </w:r>
+                    </w:pPr>
                   </w:p>
                   <w:p>
                     <w:pPr>
@@ -5557,8 +4918,8 @@
                             <w:rPr>
                               <w:rFonts w:ascii="Times New Roman" w:hAnsi="Times New Roman"/>
                               <w:bCs/>
-                              <w:sz w:val="18"/>
-                              <w:szCs w:val="18"/>
+                              <w:sz w:val="16"/>
+                              <w:szCs w:val="16"/>
                             </w:rPr>
                           </w:pPr>
                         </w:p>
@@ -5568,18 +4929,18 @@
                             <w:jc w:val="center"/>
                             <w:rPr>
                               <w:bCs/>
-                              <w:sz w:val="18"/>
-                              <w:szCs w:val="18"/>
+                              <w:sz w:val="16"/>
+                              <w:szCs w:val="16"/>
                             </w:rPr>
                           </w:pPr>
                           <w:r>
                             <w:rPr>
                               <w:bCs/>
                               <w:noProof/>
-                              <w:sz w:val="28"/>
-                              <w:szCs w:val="28"/>
+                              <w:sz w:val="24"/>
+                              <w:szCs w:val="24"/>
                             </w:rPr>
-                            <w:t>ПАТТЕРНЫ ПРОГРАММИРОВАНИЯ</w:t>
+                            <w:t>ТЕХНОЛОГИИ СОЗДАНИЯ ГРАФИЧЕСКОГО ПОЛЬЗОВАТЕЛЬСКОГО ИНТЕРФЕЙСА</w:t>
                           </w:r>
                         </w:p>
                       </w:txbxContent>
@@ -5601,7 +4962,11 @@
         </mc:Choice>
         <mc:Fallback>
           <w:pict>
-            <v:shape w14:anchorId="58707E50" id="Text Box 102" o:spid="_x0000_s1037" type="#_x0000_t202" style="position:absolute;margin-left:174.5pt;margin-top:-41.85pt;width:191.7pt;height:65.1pt;z-index:251680768;visibility:visible;mso-wrap-style:square;mso-width-percent:0;mso-height-percent:0;mso-wrap-distance-left:9pt;mso-wrap-distance-top:0;mso-wrap-distance-right:9pt;mso-wrap-distance-bottom:0;mso-position-horizontal:absolute;mso-position-horizontal-relative:text;mso-position-vertical:absolute;mso-position-vertical-relative:text;mso-width-percent:0;mso-height-percent:0;mso-width-relative:page;mso-height-relative:page;v-text-anchor:top" o:gfxdata="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" filled="f" stroked="f">
+            <v:shapetype w14:anchorId="58707E50" id="_x0000_t202" coordsize="21600,21600" o:spt="202" path="m,l,21600r21600,l21600,xe">
+              <v:stroke joinstyle="miter"/>
+              <v:path gradientshapeok="t" o:connecttype="rect"/>
+            </v:shapetype>
+            <v:shape id="Text Box 102" o:spid="_x0000_s1037" type="#_x0000_t202" style="position:absolute;margin-left:174.5pt;margin-top:-41.85pt;width:191.7pt;height:65.1pt;z-index:251680768;visibility:visible;mso-wrap-style:square;mso-width-percent:0;mso-height-percent:0;mso-wrap-distance-left:9pt;mso-wrap-distance-top:0;mso-wrap-distance-right:9pt;mso-wrap-distance-bottom:0;mso-position-horizontal:absolute;mso-position-horizontal-relative:text;mso-position-vertical:absolute;mso-position-vertical-relative:text;mso-width-percent:0;mso-height-percent:0;mso-width-relative:page;mso-height-relative:page;v-text-anchor:top" o:gfxdata="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" filled="f" stroked="f">
               <v:textbox inset="0,0,0,0">
                 <w:txbxContent>
                   <w:p>
@@ -5613,8 +4978,8 @@
                       <w:rPr>
                         <w:rFonts w:ascii="Times New Roman" w:hAnsi="Times New Roman"/>
                         <w:bCs/>
-                        <w:sz w:val="18"/>
-                        <w:szCs w:val="18"/>
+                        <w:sz w:val="16"/>
+                        <w:szCs w:val="16"/>
                       </w:rPr>
                     </w:pPr>
                   </w:p>
@@ -5624,18 +4989,18 @@
                       <w:jc w:val="center"/>
                       <w:rPr>
                         <w:bCs/>
-                        <w:sz w:val="18"/>
-                        <w:szCs w:val="18"/>
+                        <w:sz w:val="16"/>
+                        <w:szCs w:val="16"/>
                       </w:rPr>
                     </w:pPr>
                     <w:r>
                       <w:rPr>
                         <w:bCs/>
                         <w:noProof/>
-                        <w:sz w:val="28"/>
-                        <w:szCs w:val="28"/>
+                        <w:sz w:val="24"/>
+                        <w:szCs w:val="24"/>
                       </w:rPr>
-                      <w:t>ПАТТЕРНЫ ПРОГРАММИРОВАНИЯ</w:t>
+                      <w:t>ТЕХНОЛОГИИ СОЗДАНИЯ ГРАФИЧЕСКОГО ПОЛЬЗОВАТЕЛЬСКОГО ИНТЕРФЕЙСА</w:t>
                     </w:r>
                   </w:p>
                 </w:txbxContent>
@@ -7613,7 +6978,15 @@
                               <w:sz w:val="28"/>
                               <w:szCs w:val="28"/>
                             </w:rPr>
-                            <w:t>УП 5-04-0612-02.</w:t>
+                            <w:t>УП 5-04-0612-</w:t>
+                          </w:r>
+                          <w:proofErr w:type="gramStart"/>
+                          <w:r>
+                            <w:rPr>
+                              <w:sz w:val="28"/>
+                              <w:szCs w:val="28"/>
+                            </w:rPr>
+                            <w:t>02.</w:t>
                           </w:r>
                           <w:r>
                             <w:rPr>
@@ -7622,15 +6995,35 @@
                             </w:rPr>
                             <w:t>40</w:t>
                           </w:r>
-                          <w:proofErr w:type="gramStart"/>
                           <w:r>
                             <w:rPr>
                               <w:sz w:val="28"/>
                               <w:szCs w:val="28"/>
                             </w:rPr>
-                            <w:t>ТП..</w:t>
+                            <w:t>ТП.</w:t>
+                          </w:r>
+                          <w:r>
+                            <w:rPr>
+                              <w:sz w:val="28"/>
+                              <w:szCs w:val="28"/>
+                            </w:rPr>
+                            <w:t>К</w:t>
                           </w:r>
                           <w:proofErr w:type="gramEnd"/>
+                          <w:r>
+                            <w:rPr>
+                              <w:sz w:val="28"/>
+                              <w:szCs w:val="28"/>
+                            </w:rPr>
+                            <w:t>-236</w:t>
+                          </w:r>
+                          <w:r>
+                            <w:rPr>
+                              <w:sz w:val="28"/>
+                              <w:szCs w:val="28"/>
+                            </w:rPr>
+                            <w:t>.</w:t>
+                          </w:r>
                           <w:r>
                             <w:rPr>
                               <w:sz w:val="28"/>
@@ -7650,15 +7043,7 @@
                               <w:sz w:val="28"/>
                               <w:szCs w:val="28"/>
                             </w:rPr>
-                            <w:t>0</w:t>
-                          </w:r>
-                          <w:r>
-                            <w:rPr>
-                              <w:sz w:val="28"/>
-                              <w:szCs w:val="28"/>
-                              <w:lang w:val="en-US"/>
-                            </w:rPr>
-                            <w:t>3</w:t>
+                            <w:t>11</w:t>
                           </w:r>
                         </w:p>
                         <w:p>
@@ -7706,7 +7091,15 @@
                         <w:sz w:val="28"/>
                         <w:szCs w:val="28"/>
                       </w:rPr>
-                      <w:t>УП 5-04-0612-02.</w:t>
+                      <w:t>УП 5-04-0612-</w:t>
+                    </w:r>
+                    <w:proofErr w:type="gramStart"/>
+                    <w:r>
+                      <w:rPr>
+                        <w:sz w:val="28"/>
+                        <w:szCs w:val="28"/>
+                      </w:rPr>
+                      <w:t>02.</w:t>
                     </w:r>
                     <w:r>
                       <w:rPr>
@@ -7715,15 +7108,35 @@
                       </w:rPr>
                       <w:t>40</w:t>
                     </w:r>
-                    <w:proofErr w:type="gramStart"/>
                     <w:r>
                       <w:rPr>
                         <w:sz w:val="28"/>
                         <w:szCs w:val="28"/>
                       </w:rPr>
-                      <w:t>ТП..</w:t>
+                      <w:t>ТП.</w:t>
+                    </w:r>
+                    <w:r>
+                      <w:rPr>
+                        <w:sz w:val="28"/>
+                        <w:szCs w:val="28"/>
+                      </w:rPr>
+                      <w:t>К</w:t>
                     </w:r>
                     <w:proofErr w:type="gramEnd"/>
+                    <w:r>
+                      <w:rPr>
+                        <w:sz w:val="28"/>
+                        <w:szCs w:val="28"/>
+                      </w:rPr>
+                      <w:t>-236</w:t>
+                    </w:r>
+                    <w:r>
+                      <w:rPr>
+                        <w:sz w:val="28"/>
+                        <w:szCs w:val="28"/>
+                      </w:rPr>
+                      <w:t>.</w:t>
+                    </w:r>
                     <w:r>
                       <w:rPr>
                         <w:sz w:val="28"/>
@@ -7743,15 +7156,7 @@
                         <w:sz w:val="28"/>
                         <w:szCs w:val="28"/>
                       </w:rPr>
-                      <w:t>0</w:t>
-                    </w:r>
-                    <w:r>
-                      <w:rPr>
-                        <w:sz w:val="28"/>
-                        <w:szCs w:val="28"/>
-                        <w:lang w:val="en-US"/>
-                      </w:rPr>
-                      <w:t>3</w:t>
+                      <w:t>11</w:t>
                     </w:r>
                   </w:p>
                   <w:p>
@@ -10104,6 +9509,16 @@
     <w:pPr>
       <w:pStyle w:val="a3"/>
     </w:pPr>
+  </w:p>
+</w:hdr>
+</file>
+
+<file path=word/header2.xml><?xml version="1.0" encoding="utf-8"?>
+<w:hdr xmlns:wpc="http://schemas.microsoft.com/office/word/2010/wordprocessingCanvas" xmlns:cx="http://schemas.microsoft.com/office/drawing/2014/chartex" xmlns:cx1="http://schemas.microsoft.com/office/drawing/2015/9/8/chartex" xmlns:cx2="http://schemas.microsoft.com/office/drawing/2015/10/21/chartex" xmlns:cx3="http://schemas.microsoft.com/office/drawing/2016/5/9/chartex" xmlns:cx4="http://schemas.microsoft.com/office/drawing/2016/5/10/chartex" xmlns:cx5="http://schemas.microsoft.com/office/drawing/2016/5/11/chartex" xmlns:cx6="http://schemas.microsoft.com/office/drawing/2016/5/12/chartex" xmlns:cx7="http://schemas.microsoft.com/office/drawing/2016/5/13/chartex" xmlns:cx8="http://schemas.microsoft.com/office/drawing/2016/5/14/chartex" xmlns:mc="http://schemas.openxmlformats.org/markup-compatibility/2006" xmlns:aink="http://schemas.microsoft.com/office/drawing/2016/ink" xmlns:am3d="http://schemas.microsoft.com/office/drawing/2017/model3d" xmlns:o="urn:schemas-microsoft-com:office:office" xmlns:oel="http://schemas.microsoft.com/office/2019/extlst" xmlns:r="http://schemas.openxmlformats.org/officeDocument/2006/relationships" xmlns:m="http://schemas.openxmlformats.org/officeDocument/2006/math" xmlns:v="urn:schemas-microsoft-com:vml" xmlns:wp14="http://schemas.microsoft.com/office/word/2010/wordprocessingDrawing" xmlns:wp="http://schemas.openxmlformats.org/drawingml/2006/wordprocessingDrawing" xmlns:w10="urn:schemas-microsoft-com:office:word" xmlns:w="http://schemas.openxmlformats.org/wordprocessingml/2006/main" xmlns:w14="http://schemas.microsoft.com/office/word/2010/wordml" xmlns:w15="http://schemas.microsoft.com/office/word/2012/wordml" xmlns:w16cex="http://schemas.microsoft.com/office/word/2018/wordml/cex" xmlns:w16cid="http://schemas.microsoft.com/office/word/2016/wordml/cid" xmlns:w16="http://schemas.microsoft.com/office/word/2018/wordml" xmlns:w16du="http://schemas.microsoft.com/office/word/2023/wordml/word16du" xmlns:w16sdtdh="http://schemas.microsoft.com/office/word/2020/wordml/sdtdatahash" xmlns:w16sdtfl="http://schemas.microsoft.com/office/word/2024/wordml/sdtformatlock" xmlns:w16se="http://schemas.microsoft.com/office/word/2015/wordml/symex" xmlns:wpg="http://schemas.microsoft.com/office/word/2010/wordprocessingGroup" xmlns:wpi="http://schemas.microsoft.com/office/word/2010/wordprocessingInk" xmlns:wne="http://schemas.microsoft.com/office/word/2006/wordml" xmlns:wps="http://schemas.microsoft.com/office/word/2010/wordprocessingShape" mc:Ignorable="w14 w15 w16se w16cid w16 w16cex w16sdtdh w16sdtfl w16du wp14">
+  <w:p>
+    <w:pPr>
+      <w:pStyle w:val="a3"/>
+    </w:pPr>
     <w:r>
       <w:rPr>
         <w:noProof/>
@@ -10180,7 +9595,7 @@
 </w:hdr>
 </file>
 
-<file path=word/header2.xml><?xml version="1.0" encoding="utf-8"?>
+<file path=word/header3.xml><?xml version="1.0" encoding="utf-8"?>
 <w:hdr xmlns:wpc="http://schemas.microsoft.com/office/word/2010/wordprocessingCanvas" xmlns:cx="http://schemas.microsoft.com/office/drawing/2014/chartex" xmlns:cx1="http://schemas.microsoft.com/office/drawing/2015/9/8/chartex" xmlns:cx2="http://schemas.microsoft.com/office/drawing/2015/10/21/chartex" xmlns:cx3="http://schemas.microsoft.com/office/drawing/2016/5/9/chartex" xmlns:cx4="http://schemas.microsoft.com/office/drawing/2016/5/10/chartex" xmlns:cx5="http://schemas.microsoft.com/office/drawing/2016/5/11/chartex" xmlns:cx6="http://schemas.microsoft.com/office/drawing/2016/5/12/chartex" xmlns:cx7="http://schemas.microsoft.com/office/drawing/2016/5/13/chartex" xmlns:cx8="http://schemas.microsoft.com/office/drawing/2016/5/14/chartex" xmlns:mc="http://schemas.openxmlformats.org/markup-compatibility/2006" xmlns:aink="http://schemas.microsoft.com/office/drawing/2016/ink" xmlns:am3d="http://schemas.microsoft.com/office/drawing/2017/model3d" xmlns:o="urn:schemas-microsoft-com:office:office" xmlns:oel="http://schemas.microsoft.com/office/2019/extlst" xmlns:r="http://schemas.openxmlformats.org/officeDocument/2006/relationships" xmlns:m="http://schemas.openxmlformats.org/officeDocument/2006/math" xmlns:v="urn:schemas-microsoft-com:vml" xmlns:wp14="http://schemas.microsoft.com/office/word/2010/wordprocessingDrawing" xmlns:wp="http://schemas.openxmlformats.org/drawingml/2006/wordprocessingDrawing" xmlns:w10="urn:schemas-microsoft-com:office:word" xmlns:w="http://schemas.openxmlformats.org/wordprocessingml/2006/main" xmlns:w14="http://schemas.microsoft.com/office/word/2010/wordml" xmlns:w15="http://schemas.microsoft.com/office/word/2012/wordml" xmlns:w16cex="http://schemas.microsoft.com/office/word/2018/wordml/cex" xmlns:w16cid="http://schemas.microsoft.com/office/word/2016/wordml/cid" xmlns:w16="http://schemas.microsoft.com/office/word/2018/wordml" xmlns:w16du="http://schemas.microsoft.com/office/word/2023/wordml/word16du" xmlns:w16sdtdh="http://schemas.microsoft.com/office/word/2020/wordml/sdtdatahash" xmlns:w16sdtfl="http://schemas.microsoft.com/office/word/2024/wordml/sdtformatlock" xmlns:w16se="http://schemas.microsoft.com/office/word/2015/wordml/symex" xmlns:wpg="http://schemas.microsoft.com/office/word/2010/wordprocessingGroup" xmlns:wpi="http://schemas.microsoft.com/office/word/2010/wordprocessingInk" xmlns:wne="http://schemas.microsoft.com/office/word/2006/wordml" xmlns:wps="http://schemas.microsoft.com/office/word/2010/wordprocessingShape" mc:Ignorable="w14 w15 w16se w16cid w16 w16cex w16sdtdh w16sdtfl w16du wp14">
   <w:p>
     <w:pPr>
@@ -12625,7 +12040,7 @@
   <w:style w:type="paragraph" w:default="1" w:styleId="a">
     <w:name w:val="Normal"/>
     <w:qFormat/>
-    <w:rsid w:val="00CF4764"/>
+    <w:rsid w:val="003262CB"/>
   </w:style>
   <w:style w:type="paragraph" w:styleId="1">
     <w:name w:val="heading 1"/>
@@ -12718,6 +12133,7 @@
   <w:style w:type="character" w:default="1" w:styleId="a0">
     <w:name w:val="Default Paragraph Font"/>
     <w:uiPriority w:val="1"/>
+    <w:semiHidden/>
     <w:unhideWhenUsed/>
   </w:style>
   <w:style w:type="table" w:default="1" w:styleId="a1">
